--- a/services/task-service/src/test/fixtures/meeting-minutes.docx
+++ b/services/task-service/src/test/fixtures/meeting-minutes.docx
@@ -10,6 +10,23 @@
     <w:p>
       <w:r>
         <w:t>- Reunir documentos do cliente</w:t>
+      </w:r>
+    </w:p>
+    <w:p>
+      <w:r>
+        <w:t>Responsável:</w:t>
+      </w:r>
+      <w:r>
+        <w:tab/>
+      </w:r>
+      <w:r>
+        <w:t>João</w:t>
+      </w:r>
+      <w:r>
+        <w:br/>
+      </w:r>
+      <w:r>
+        <w:t>Prazo: 30/09</w:t>
       </w:r>
     </w:p>
     <w:p>
